--- a/docs/STRIDE_paper_v4.docx
+++ b/docs/STRIDE_paper_v4.docx
@@ -39,7 +39,7 @@
     </w:p>
     <w:p>
       <w:r>
-        <w:t>Prevalence estimates for mental health problems in athletes come almost entirely from instruments that require the athlete to disclose, and athletes are known to under-disclose. We present STRIDE (Sport and Training Reddit corpus for Identifying Distress and Emotion), a corpus of 129,834 Reddit comments from 19 sports, training, and fitness communities, posted between 2018 and 2023 and labeled for the mental health themes they contain. The corpus is built by a two-stage cascade: a binary relevance gate that decides whether a comment concerns athlete mental health (held-out precision 0.96, recall 0.83), and a multi-label tagger over 16 themes (pooled precision 0.79, recall 0.79), trained by weak supervision with abstention over 128,195 rule-labeled comments and fine-tuned on 1,358 hand-labeled ones. A blinded second-rater pass over 160 test comments gives a pooled Cohen's kappa of 0.88. Evaluated end to end on raw comments, the full cascade reaches a pooled F1 of 0.79. A control arm of 890,781 comments from the same communities without mental health keywords is flagged at 0.53%, compared with the matched arm's 22.24%, a separation of 42x. We use the corpus to show that the crude monthly rate of athlete mental health discussion is flat over six years, and that accounting for the changing mix of communities reveals a within-community rise of 4.4% per year. We release the models, the pipeline, and a coding-free web application, with corpus access governed by the ISAAC Data Use Agreement.</w:t>
+        <w:t>Prevalence estimates for mental health problems in athletes come almost entirely from instruments that require the athlete to disclose, and athletes are known to under-disclose. We present STRIDE (Sport and Training Reddit corpus for Identifying Distress and Emotion), a corpus of 129,834 Reddit comments from 19 sports, training, and fitness communities, posted between 2018 and 2023 and labeled for the mental health themes they contain. The corpus is built by a two-stage cascade: a binary relevance gate that decides whether a comment concerns athlete mental health (held-out precision 0.96, recall 0.83), and a multi-label tagger over 16 themes (pooled precision 0.79, recall 0.79), trained by weak supervision with abstention over 128,195 rule-labeled comments and fine-tuned on 1,358 hand-labeled ones. A blinded second-rater pass over 160 test comments gives a pooled Cohen's kappa of 0.88. Evaluated end to end on raw comments, the full cascade reaches a pooled F1 of 0.79. A control arm of 890,781 comments from the same communities without mental health keywords is flagged at 0.53%, compared with the matched arm's 22.24%, a separation of 42x. We use the corpus to show that the crude monthly rate of athlete mental health discussion is flat over six years, and that accounting for the changing mix of communities reveals a within-community rise of 4.4% per year. Comparing each theme against the rate of its own vocabulary across all 1.4 million comments in the same communities shows that most per-theme trends are inherited from community-wide language shifts, while ADHD and neurodivergence discussion rises faster inside mental-health discussion than outside it. We release the models, the pipeline, and a coding-free web application, with corpus access governed by the ISAAC Data Use Agreement.</w:t>
       </w:r>
     </w:p>
     <w:p>
@@ -1634,7 +1634,7 @@
     </w:p>
     <w:p>
       <w:r>
-        <w:t>The decomposition is not cosmetic. Asking annotators the compound question directly, "is this sports mental health?", produced human-model agreement of kappa 0.38; the two component questions reach kappa 0.81 and 0.86 on the same material. Keeping the dimensions separate also leaves the pipeline reconfigurable: fans by mental health, or athletes by physical injury, can be assembled from the same labels without annotating again. 2,516 comments were labelled on both dimensions. The mh dimension includes sports performance psychology, on the research judgment that for an athlete population, confidence problems, competition nerves and choking are often how mental health difficulty first appears.</w:t>
+        <w:t>The decomposition is not cosmetic. Asking annotators the compound question directly, "is this sports mental health?", produced agreement of kappa 0.38. A blinded second pass over 2,502 of the labelled comments gives kappa 0.809 (95% CI 0.786-0.832) on the mh dimension, 0.861 (0.839-0.882) on sport, and 0.819 (0.796-0.842) on the AND-ed relevance decision the layer actually emits. Restricted to a stratified 20% subsample carrying every (mh, sport) combination, matching the Layer-2 design in Section 4.4, the three values are 0.809, 0.815 and 0.849. Keeping the dimensions separate also leaves the pipeline reconfigurable: fans by mental health, or athletes by physical injury, can be assembled from the same labels without annotating again. 2,516 comments were labelled on both dimensions. The mh dimension includes sports performance psychology, on the research judgment that for an athlete population, confidence problems, competition nerves and choking are often how mental health difficulty first appears.</w:t>
       </w:r>
     </w:p>
     <w:p>
@@ -6700,7 +6700,7 @@
     </w:p>
     <w:p>
       <w:r>
-        <w:t>Four results are worth drawing out. ADHD and neurodivergence discussion grows fastest of any theme, at +24.6% per year adjusted (95% CI +22.0 to +27.2), roughly tripling its share across the six years and rising further to +28.0% when spectator communities are excluded. Help-seeking rises steadily at +5.8% per year (95% CI +4.8 to +6.9). Depression falls at -12.7% per year (95% CI -13.4 to -11.9), the largest decline in the taxonomy. All three are robust to every control applied.</w:t>
+        <w:t>Three results stand out descriptively. ADHD and neurodivergence discussion grows fastest of any theme, at +24.6% per year adjusted (95% CI +22.0 to +27.2), rising further to +28.0% when spectator communities are excluded. Help-seeking rises at +5.8% per year (95% CI +4.8 to +6.9). Depression falls at -12.7% per year (95% CI -13.4 to -11.9), the largest decline in the taxonomy. All three survive the community-composition control, and Section 6.6 asks the further question of whether they are specific to athletes at all.</w:t>
       </w:r>
     </w:p>
     <w:p>
@@ -6715,6 +6715,992 @@
     </w:p>
     <w:p>
       <w:pPr>
+        <w:pStyle w:val="Heading2"/>
+      </w:pPr>
+      <w:r>
+        <w:t>6.6 Are these trends specific to athletes?</w:t>
+      </w:r>
+    </w:p>
+    <w:p>
+      <w:r>
+        <w:t>A theme's share can rise among mental-health comments for two different reasons: athletes increasingly discuss it in a mental-health frame, or the vocabulary rose across the whole community and the corpus inherits the shift. Separating them needs a denominator the corpus does not contain, so we computed one. For each theme we measured the monthly rate at which its surface vocabulary appears across all 1,393,421 comments in the same 19 communities, matched and control arms pooled. That pooled total is the complete sampled volume of those communities and is unconditioned on mental-health keywords. Because the control arm covers 2018 through 2022, the comparison is restricted to those 60 months. Indexing both series to their own 2018 level gives an excess ratio: above 1 the theme grew faster inside mental-health discussion than in the surrounding community, near 1 it tracks the community.</w:t>
+      </w:r>
+    </w:p>
+    <w:tbl>
+      <w:tblPr>
+        <w:tblStyle w:val="TableGrid"/>
+        <w:tblW w:type="auto" w:w="0"/>
+        <w:tblLook w:firstColumn="1" w:firstRow="1" w:lastColumn="0" w:lastRow="0" w:noHBand="0" w:noVBand="1" w:val="04A0"/>
+      </w:tblPr>
+      <w:tblGrid>
+        <w:gridCol w:w="1560"/>
+        <w:gridCol w:w="1560"/>
+        <w:gridCol w:w="1560"/>
+        <w:gridCol w:w="1560"/>
+        <w:gridCol w:w="1560"/>
+        <w:gridCol w:w="1560"/>
+      </w:tblGrid>
+      <w:tr>
+        <w:tc>
+          <w:tcPr>
+            <w:tcW w:type="dxa" w:w="1560"/>
+          </w:tcPr>
+          <w:p>
+            <w:pPr>
+              <w:spacing w:line="240" w:lineRule="auto" w:after="20"/>
+            </w:pPr>
+            <w:r/>
+            <w:r>
+              <w:rPr>
+                <w:b/>
+                <w:sz w:val="17"/>
+              </w:rPr>
+              <w:t>Theme</w:t>
+            </w:r>
+          </w:p>
+        </w:tc>
+        <w:tc>
+          <w:tcPr>
+            <w:tcW w:type="dxa" w:w="1560"/>
+          </w:tcPr>
+          <w:p>
+            <w:pPr>
+              <w:spacing w:line="240" w:lineRule="auto" w:after="20"/>
+            </w:pPr>
+            <w:r/>
+            <w:r>
+              <w:rPr>
+                <w:b/>
+                <w:sz w:val="17"/>
+              </w:rPr>
+              <w:t>Community vocabulary %/yr</w:t>
+            </w:r>
+          </w:p>
+        </w:tc>
+        <w:tc>
+          <w:tcPr>
+            <w:tcW w:type="dxa" w:w="1560"/>
+          </w:tcPr>
+          <w:p>
+            <w:pPr>
+              <w:spacing w:line="240" w:lineRule="auto" w:after="20"/>
+            </w:pPr>
+            <w:r/>
+            <w:r>
+              <w:rPr>
+                <w:b/>
+                <w:sz w:val="17"/>
+              </w:rPr>
+              <w:t>Vocabulary index</w:t>
+            </w:r>
+          </w:p>
+        </w:tc>
+        <w:tc>
+          <w:tcPr>
+            <w:tcW w:type="dxa" w:w="1560"/>
+          </w:tcPr>
+          <w:p>
+            <w:pPr>
+              <w:spacing w:line="240" w:lineRule="auto" w:after="20"/>
+            </w:pPr>
+            <w:r/>
+            <w:r>
+              <w:rPr>
+                <w:b/>
+                <w:sz w:val="17"/>
+              </w:rPr>
+              <w:t>Tagged index</w:t>
+            </w:r>
+          </w:p>
+        </w:tc>
+        <w:tc>
+          <w:tcPr>
+            <w:tcW w:type="dxa" w:w="1560"/>
+          </w:tcPr>
+          <w:p>
+            <w:pPr>
+              <w:spacing w:line="240" w:lineRule="auto" w:after="20"/>
+            </w:pPr>
+            <w:r/>
+            <w:r>
+              <w:rPr>
+                <w:b/>
+                <w:sz w:val="17"/>
+              </w:rPr>
+              <w:t>Excess</w:t>
+            </w:r>
+          </w:p>
+        </w:tc>
+        <w:tc>
+          <w:tcPr>
+            <w:tcW w:type="dxa" w:w="1560"/>
+          </w:tcPr>
+          <w:p>
+            <w:pPr>
+              <w:spacing w:line="240" w:lineRule="auto" w:after="20"/>
+            </w:pPr>
+            <w:r/>
+            <w:r>
+              <w:rPr>
+                <w:b/>
+                <w:sz w:val="17"/>
+              </w:rPr>
+              <w:t>Reading</w:t>
+            </w:r>
+          </w:p>
+        </w:tc>
+      </w:tr>
+      <w:tr>
+        <w:tc>
+          <w:tcPr>
+            <w:tcW w:type="dxa" w:w="1560"/>
+          </w:tcPr>
+          <w:p>
+            <w:pPr>
+              <w:spacing w:line="240" w:lineRule="auto" w:after="20"/>
+            </w:pPr>
+            <w:r/>
+            <w:r>
+              <w:rPr>
+                <w:b w:val="0"/>
+                <w:sz w:val="17"/>
+              </w:rPr>
+              <w:t>adhd_neurodivergence</w:t>
+            </w:r>
+          </w:p>
+        </w:tc>
+        <w:tc>
+          <w:tcPr>
+            <w:tcW w:type="dxa" w:w="1560"/>
+          </w:tcPr>
+          <w:p>
+            <w:pPr>
+              <w:spacing w:line="240" w:lineRule="auto" w:after="20"/>
+            </w:pPr>
+            <w:r/>
+            <w:r>
+              <w:rPr>
+                <w:b w:val="0"/>
+                <w:sz w:val="17"/>
+              </w:rPr>
+              <w:t>+11.67</w:t>
+            </w:r>
+          </w:p>
+        </w:tc>
+        <w:tc>
+          <w:tcPr>
+            <w:tcW w:type="dxa" w:w="1560"/>
+          </w:tcPr>
+          <w:p>
+            <w:pPr>
+              <w:spacing w:line="240" w:lineRule="auto" w:after="20"/>
+            </w:pPr>
+            <w:r/>
+            <w:r>
+              <w:rPr>
+                <w:b w:val="0"/>
+                <w:sz w:val="17"/>
+              </w:rPr>
+              <w:t>143</w:t>
+            </w:r>
+          </w:p>
+        </w:tc>
+        <w:tc>
+          <w:tcPr>
+            <w:tcW w:type="dxa" w:w="1560"/>
+          </w:tcPr>
+          <w:p>
+            <w:pPr>
+              <w:spacing w:line="240" w:lineRule="auto" w:after="20"/>
+            </w:pPr>
+            <w:r/>
+            <w:r>
+              <w:rPr>
+                <w:b w:val="0"/>
+                <w:sz w:val="17"/>
+              </w:rPr>
+              <w:t>196</w:t>
+            </w:r>
+          </w:p>
+        </w:tc>
+        <w:tc>
+          <w:tcPr>
+            <w:tcW w:type="dxa" w:w="1560"/>
+          </w:tcPr>
+          <w:p>
+            <w:pPr>
+              <w:spacing w:line="240" w:lineRule="auto" w:after="20"/>
+            </w:pPr>
+            <w:r/>
+            <w:r>
+              <w:rPr>
+                <w:b w:val="0"/>
+                <w:sz w:val="17"/>
+              </w:rPr>
+              <w:t>1.37</w:t>
+            </w:r>
+          </w:p>
+        </w:tc>
+        <w:tc>
+          <w:tcPr>
+            <w:tcW w:type="dxa" w:w="1560"/>
+          </w:tcPr>
+          <w:p>
+            <w:pPr>
+              <w:spacing w:line="240" w:lineRule="auto" w:after="20"/>
+            </w:pPr>
+            <w:r/>
+            <w:r>
+              <w:rPr>
+                <w:b w:val="0"/>
+                <w:sz w:val="17"/>
+              </w:rPr>
+              <w:t>exceeds community</w:t>
+            </w:r>
+          </w:p>
+        </w:tc>
+      </w:tr>
+      <w:tr>
+        <w:tc>
+          <w:tcPr>
+            <w:tcW w:type="dxa" w:w="1560"/>
+          </w:tcPr>
+          <w:p>
+            <w:pPr>
+              <w:spacing w:line="240" w:lineRule="auto" w:after="20"/>
+            </w:pPr>
+            <w:r/>
+            <w:r>
+              <w:rPr>
+                <w:b w:val="0"/>
+                <w:sz w:val="17"/>
+              </w:rPr>
+              <w:t>self_harm_suicide</w:t>
+            </w:r>
+          </w:p>
+        </w:tc>
+        <w:tc>
+          <w:tcPr>
+            <w:tcW w:type="dxa" w:w="1560"/>
+          </w:tcPr>
+          <w:p>
+            <w:pPr>
+              <w:spacing w:line="240" w:lineRule="auto" w:after="20"/>
+            </w:pPr>
+            <w:r/>
+            <w:r>
+              <w:rPr>
+                <w:b w:val="0"/>
+                <w:sz w:val="17"/>
+              </w:rPr>
+              <w:t>-12.16</w:t>
+            </w:r>
+          </w:p>
+        </w:tc>
+        <w:tc>
+          <w:tcPr>
+            <w:tcW w:type="dxa" w:w="1560"/>
+          </w:tcPr>
+          <w:p>
+            <w:pPr>
+              <w:spacing w:line="240" w:lineRule="auto" w:after="20"/>
+            </w:pPr>
+            <w:r/>
+            <w:r>
+              <w:rPr>
+                <w:b w:val="0"/>
+                <w:sz w:val="17"/>
+              </w:rPr>
+              <w:t>64</w:t>
+            </w:r>
+          </w:p>
+        </w:tc>
+        <w:tc>
+          <w:tcPr>
+            <w:tcW w:type="dxa" w:w="1560"/>
+          </w:tcPr>
+          <w:p>
+            <w:pPr>
+              <w:spacing w:line="240" w:lineRule="auto" w:after="20"/>
+            </w:pPr>
+            <w:r/>
+            <w:r>
+              <w:rPr>
+                <w:b w:val="0"/>
+                <w:sz w:val="17"/>
+              </w:rPr>
+              <w:t>79</w:t>
+            </w:r>
+          </w:p>
+        </w:tc>
+        <w:tc>
+          <w:tcPr>
+            <w:tcW w:type="dxa" w:w="1560"/>
+          </w:tcPr>
+          <w:p>
+            <w:pPr>
+              <w:spacing w:line="240" w:lineRule="auto" w:after="20"/>
+            </w:pPr>
+            <w:r/>
+            <w:r>
+              <w:rPr>
+                <w:b w:val="0"/>
+                <w:sz w:val="17"/>
+              </w:rPr>
+              <w:t>1.23</w:t>
+            </w:r>
+          </w:p>
+        </w:tc>
+        <w:tc>
+          <w:tcPr>
+            <w:tcW w:type="dxa" w:w="1560"/>
+          </w:tcPr>
+          <w:p>
+            <w:pPr>
+              <w:spacing w:line="240" w:lineRule="auto" w:after="20"/>
+            </w:pPr>
+            <w:r/>
+            <w:r>
+              <w:rPr>
+                <w:b w:val="0"/>
+                <w:sz w:val="17"/>
+              </w:rPr>
+              <w:t>tracks community</w:t>
+            </w:r>
+          </w:p>
+        </w:tc>
+      </w:tr>
+      <w:tr>
+        <w:tc>
+          <w:tcPr>
+            <w:tcW w:type="dxa" w:w="1560"/>
+          </w:tcPr>
+          <w:p>
+            <w:pPr>
+              <w:spacing w:line="240" w:lineRule="auto" w:after="20"/>
+            </w:pPr>
+            <w:r/>
+            <w:r>
+              <w:rPr>
+                <w:b w:val="0"/>
+                <w:sz w:val="17"/>
+              </w:rPr>
+              <w:t>anxiety</w:t>
+            </w:r>
+          </w:p>
+        </w:tc>
+        <w:tc>
+          <w:tcPr>
+            <w:tcW w:type="dxa" w:w="1560"/>
+          </w:tcPr>
+          <w:p>
+            <w:pPr>
+              <w:spacing w:line="240" w:lineRule="auto" w:after="20"/>
+            </w:pPr>
+            <w:r/>
+            <w:r>
+              <w:rPr>
+                <w:b w:val="0"/>
+                <w:sz w:val="17"/>
+              </w:rPr>
+              <w:t>-3.44</w:t>
+            </w:r>
+          </w:p>
+        </w:tc>
+        <w:tc>
+          <w:tcPr>
+            <w:tcW w:type="dxa" w:w="1560"/>
+          </w:tcPr>
+          <w:p>
+            <w:pPr>
+              <w:spacing w:line="240" w:lineRule="auto" w:after="20"/>
+            </w:pPr>
+            <w:r/>
+            <w:r>
+              <w:rPr>
+                <w:b w:val="0"/>
+                <w:sz w:val="17"/>
+              </w:rPr>
+              <w:t>78</w:t>
+            </w:r>
+          </w:p>
+        </w:tc>
+        <w:tc>
+          <w:tcPr>
+            <w:tcW w:type="dxa" w:w="1560"/>
+          </w:tcPr>
+          <w:p>
+            <w:pPr>
+              <w:spacing w:line="240" w:lineRule="auto" w:after="20"/>
+            </w:pPr>
+            <w:r/>
+            <w:r>
+              <w:rPr>
+                <w:b w:val="0"/>
+                <w:sz w:val="17"/>
+              </w:rPr>
+              <w:t>88</w:t>
+            </w:r>
+          </w:p>
+        </w:tc>
+        <w:tc>
+          <w:tcPr>
+            <w:tcW w:type="dxa" w:w="1560"/>
+          </w:tcPr>
+          <w:p>
+            <w:pPr>
+              <w:spacing w:line="240" w:lineRule="auto" w:after="20"/>
+            </w:pPr>
+            <w:r/>
+            <w:r>
+              <w:rPr>
+                <w:b w:val="0"/>
+                <w:sz w:val="17"/>
+              </w:rPr>
+              <w:t>1.13</w:t>
+            </w:r>
+          </w:p>
+        </w:tc>
+        <w:tc>
+          <w:tcPr>
+            <w:tcW w:type="dxa" w:w="1560"/>
+          </w:tcPr>
+          <w:p>
+            <w:pPr>
+              <w:spacing w:line="240" w:lineRule="auto" w:after="20"/>
+            </w:pPr>
+            <w:r/>
+            <w:r>
+              <w:rPr>
+                <w:b w:val="0"/>
+                <w:sz w:val="17"/>
+              </w:rPr>
+              <w:t>tracks community</w:t>
+            </w:r>
+          </w:p>
+        </w:tc>
+      </w:tr>
+      <w:tr>
+        <w:tc>
+          <w:tcPr>
+            <w:tcW w:type="dxa" w:w="1560"/>
+          </w:tcPr>
+          <w:p>
+            <w:pPr>
+              <w:spacing w:line="240" w:lineRule="auto" w:after="20"/>
+            </w:pPr>
+            <w:r/>
+            <w:r>
+              <w:rPr>
+                <w:b w:val="0"/>
+                <w:sz w:val="17"/>
+              </w:rPr>
+              <w:t>help_seeking</w:t>
+            </w:r>
+          </w:p>
+        </w:tc>
+        <w:tc>
+          <w:tcPr>
+            <w:tcW w:type="dxa" w:w="1560"/>
+          </w:tcPr>
+          <w:p>
+            <w:pPr>
+              <w:spacing w:line="240" w:lineRule="auto" w:after="20"/>
+            </w:pPr>
+            <w:r/>
+            <w:r>
+              <w:rPr>
+                <w:b w:val="0"/>
+                <w:sz w:val="17"/>
+              </w:rPr>
+              <w:t>+4.37</w:t>
+            </w:r>
+          </w:p>
+        </w:tc>
+        <w:tc>
+          <w:tcPr>
+            <w:tcW w:type="dxa" w:w="1560"/>
+          </w:tcPr>
+          <w:p>
+            <w:pPr>
+              <w:spacing w:line="240" w:lineRule="auto" w:after="20"/>
+            </w:pPr>
+            <w:r/>
+            <w:r>
+              <w:rPr>
+                <w:b w:val="0"/>
+                <w:sz w:val="17"/>
+              </w:rPr>
+              <w:t>111</w:t>
+            </w:r>
+          </w:p>
+        </w:tc>
+        <w:tc>
+          <w:tcPr>
+            <w:tcW w:type="dxa" w:w="1560"/>
+          </w:tcPr>
+          <w:p>
+            <w:pPr>
+              <w:spacing w:line="240" w:lineRule="auto" w:after="20"/>
+            </w:pPr>
+            <w:r/>
+            <w:r>
+              <w:rPr>
+                <w:b w:val="0"/>
+                <w:sz w:val="17"/>
+              </w:rPr>
+              <w:t>122</w:t>
+            </w:r>
+          </w:p>
+        </w:tc>
+        <w:tc>
+          <w:tcPr>
+            <w:tcW w:type="dxa" w:w="1560"/>
+          </w:tcPr>
+          <w:p>
+            <w:pPr>
+              <w:spacing w:line="240" w:lineRule="auto" w:after="20"/>
+            </w:pPr>
+            <w:r/>
+            <w:r>
+              <w:rPr>
+                <w:b w:val="0"/>
+                <w:sz w:val="17"/>
+              </w:rPr>
+              <w:t>1.09</w:t>
+            </w:r>
+          </w:p>
+        </w:tc>
+        <w:tc>
+          <w:tcPr>
+            <w:tcW w:type="dxa" w:w="1560"/>
+          </w:tcPr>
+          <w:p>
+            <w:pPr>
+              <w:spacing w:line="240" w:lineRule="auto" w:after="20"/>
+            </w:pPr>
+            <w:r/>
+            <w:r>
+              <w:rPr>
+                <w:b w:val="0"/>
+                <w:sz w:val="17"/>
+              </w:rPr>
+              <w:t>tracks community</w:t>
+            </w:r>
+          </w:p>
+        </w:tc>
+      </w:tr>
+      <w:tr>
+        <w:tc>
+          <w:tcPr>
+            <w:tcW w:type="dxa" w:w="1560"/>
+          </w:tcPr>
+          <w:p>
+            <w:pPr>
+              <w:spacing w:line="240" w:lineRule="auto" w:after="20"/>
+            </w:pPr>
+            <w:r/>
+            <w:r>
+              <w:rPr>
+                <w:b w:val="0"/>
+                <w:sz w:val="17"/>
+              </w:rPr>
+              <w:t>depression</w:t>
+            </w:r>
+          </w:p>
+        </w:tc>
+        <w:tc>
+          <w:tcPr>
+            <w:tcW w:type="dxa" w:w="1560"/>
+          </w:tcPr>
+          <w:p>
+            <w:pPr>
+              <w:spacing w:line="240" w:lineRule="auto" w:after="20"/>
+            </w:pPr>
+            <w:r/>
+            <w:r>
+              <w:rPr>
+                <w:b w:val="0"/>
+                <w:sz w:val="17"/>
+              </w:rPr>
+              <w:t>-6.31</w:t>
+            </w:r>
+          </w:p>
+        </w:tc>
+        <w:tc>
+          <w:tcPr>
+            <w:tcW w:type="dxa" w:w="1560"/>
+          </w:tcPr>
+          <w:p>
+            <w:pPr>
+              <w:spacing w:line="240" w:lineRule="auto" w:after="20"/>
+            </w:pPr>
+            <w:r/>
+            <w:r>
+              <w:rPr>
+                <w:b w:val="0"/>
+                <w:sz w:val="17"/>
+              </w:rPr>
+              <w:t>73</w:t>
+            </w:r>
+          </w:p>
+        </w:tc>
+        <w:tc>
+          <w:tcPr>
+            <w:tcW w:type="dxa" w:w="1560"/>
+          </w:tcPr>
+          <w:p>
+            <w:pPr>
+              <w:spacing w:line="240" w:lineRule="auto" w:after="20"/>
+            </w:pPr>
+            <w:r/>
+            <w:r>
+              <w:rPr>
+                <w:b w:val="0"/>
+                <w:sz w:val="17"/>
+              </w:rPr>
+              <w:t>66</w:t>
+            </w:r>
+          </w:p>
+        </w:tc>
+        <w:tc>
+          <w:tcPr>
+            <w:tcW w:type="dxa" w:w="1560"/>
+          </w:tcPr>
+          <w:p>
+            <w:pPr>
+              <w:spacing w:line="240" w:lineRule="auto" w:after="20"/>
+            </w:pPr>
+            <w:r/>
+            <w:r>
+              <w:rPr>
+                <w:b w:val="0"/>
+                <w:sz w:val="17"/>
+              </w:rPr>
+              <w:t>0.89</w:t>
+            </w:r>
+          </w:p>
+        </w:tc>
+        <w:tc>
+          <w:tcPr>
+            <w:tcW w:type="dxa" w:w="1560"/>
+          </w:tcPr>
+          <w:p>
+            <w:pPr>
+              <w:spacing w:line="240" w:lineRule="auto" w:after="20"/>
+            </w:pPr>
+            <w:r/>
+            <w:r>
+              <w:rPr>
+                <w:b w:val="0"/>
+                <w:sz w:val="17"/>
+              </w:rPr>
+              <w:t>tracks community</w:t>
+            </w:r>
+          </w:p>
+        </w:tc>
+      </w:tr>
+      <w:tr>
+        <w:tc>
+          <w:tcPr>
+            <w:tcW w:type="dxa" w:w="1560"/>
+          </w:tcPr>
+          <w:p>
+            <w:pPr>
+              <w:spacing w:line="240" w:lineRule="auto" w:after="20"/>
+            </w:pPr>
+            <w:r/>
+            <w:r>
+              <w:rPr>
+                <w:b w:val="0"/>
+                <w:sz w:val="17"/>
+              </w:rPr>
+              <w:t>loneliness_isolation</w:t>
+            </w:r>
+          </w:p>
+        </w:tc>
+        <w:tc>
+          <w:tcPr>
+            <w:tcW w:type="dxa" w:w="1560"/>
+          </w:tcPr>
+          <w:p>
+            <w:pPr>
+              <w:spacing w:line="240" w:lineRule="auto" w:after="20"/>
+            </w:pPr>
+            <w:r/>
+            <w:r>
+              <w:rPr>
+                <w:b w:val="0"/>
+                <w:sz w:val="17"/>
+              </w:rPr>
+              <w:t>-2.02</w:t>
+            </w:r>
+          </w:p>
+        </w:tc>
+        <w:tc>
+          <w:tcPr>
+            <w:tcW w:type="dxa" w:w="1560"/>
+          </w:tcPr>
+          <w:p>
+            <w:pPr>
+              <w:spacing w:line="240" w:lineRule="auto" w:after="20"/>
+            </w:pPr>
+            <w:r/>
+            <w:r>
+              <w:rPr>
+                <w:b w:val="0"/>
+                <w:sz w:val="17"/>
+              </w:rPr>
+              <w:t>88</w:t>
+            </w:r>
+          </w:p>
+        </w:tc>
+        <w:tc>
+          <w:tcPr>
+            <w:tcW w:type="dxa" w:w="1560"/>
+          </w:tcPr>
+          <w:p>
+            <w:pPr>
+              <w:spacing w:line="240" w:lineRule="auto" w:after="20"/>
+            </w:pPr>
+            <w:r/>
+            <w:r>
+              <w:rPr>
+                <w:b w:val="0"/>
+                <w:sz w:val="17"/>
+              </w:rPr>
+              <w:t>72</w:t>
+            </w:r>
+          </w:p>
+        </w:tc>
+        <w:tc>
+          <w:tcPr>
+            <w:tcW w:type="dxa" w:w="1560"/>
+          </w:tcPr>
+          <w:p>
+            <w:pPr>
+              <w:spacing w:line="240" w:lineRule="auto" w:after="20"/>
+            </w:pPr>
+            <w:r/>
+            <w:r>
+              <w:rPr>
+                <w:b w:val="0"/>
+                <w:sz w:val="17"/>
+              </w:rPr>
+              <w:t>0.81</w:t>
+            </w:r>
+          </w:p>
+        </w:tc>
+        <w:tc>
+          <w:tcPr>
+            <w:tcW w:type="dxa" w:w="1560"/>
+          </w:tcPr>
+          <w:p>
+            <w:pPr>
+              <w:spacing w:line="240" w:lineRule="auto" w:after="20"/>
+            </w:pPr>
+            <w:r/>
+            <w:r>
+              <w:rPr>
+                <w:b w:val="0"/>
+                <w:sz w:val="17"/>
+              </w:rPr>
+              <w:t>tracks community</w:t>
+            </w:r>
+          </w:p>
+        </w:tc>
+      </w:tr>
+      <w:tr>
+        <w:tc>
+          <w:tcPr>
+            <w:tcW w:type="dxa" w:w="1560"/>
+          </w:tcPr>
+          <w:p>
+            <w:pPr>
+              <w:spacing w:line="240" w:lineRule="auto" w:after="20"/>
+            </w:pPr>
+            <w:r/>
+            <w:r>
+              <w:rPr>
+                <w:b w:val="0"/>
+                <w:sz w:val="17"/>
+              </w:rPr>
+              <w:t>performance_psych</w:t>
+            </w:r>
+          </w:p>
+        </w:tc>
+        <w:tc>
+          <w:tcPr>
+            <w:tcW w:type="dxa" w:w="1560"/>
+          </w:tcPr>
+          <w:p>
+            <w:pPr>
+              <w:spacing w:line="240" w:lineRule="auto" w:after="20"/>
+            </w:pPr>
+            <w:r/>
+            <w:r>
+              <w:rPr>
+                <w:b w:val="0"/>
+                <w:sz w:val="17"/>
+              </w:rPr>
+              <w:t>-10.41</w:t>
+            </w:r>
+          </w:p>
+        </w:tc>
+        <w:tc>
+          <w:tcPr>
+            <w:tcW w:type="dxa" w:w="1560"/>
+          </w:tcPr>
+          <w:p>
+            <w:pPr>
+              <w:spacing w:line="240" w:lineRule="auto" w:after="20"/>
+            </w:pPr>
+            <w:r/>
+            <w:r>
+              <w:rPr>
+                <w:b w:val="0"/>
+                <w:sz w:val="17"/>
+              </w:rPr>
+              <w:t>49</w:t>
+            </w:r>
+          </w:p>
+        </w:tc>
+        <w:tc>
+          <w:tcPr>
+            <w:tcW w:type="dxa" w:w="1560"/>
+          </w:tcPr>
+          <w:p>
+            <w:pPr>
+              <w:spacing w:line="240" w:lineRule="auto" w:after="20"/>
+            </w:pPr>
+            <w:r/>
+            <w:r>
+              <w:rPr>
+                <w:b w:val="0"/>
+                <w:sz w:val="17"/>
+              </w:rPr>
+              <w:t>117</w:t>
+            </w:r>
+          </w:p>
+        </w:tc>
+        <w:tc>
+          <w:tcPr>
+            <w:tcW w:type="dxa" w:w="1560"/>
+          </w:tcPr>
+          <w:p>
+            <w:pPr>
+              <w:spacing w:line="240" w:lineRule="auto" w:after="20"/>
+            </w:pPr>
+            <w:r/>
+            <w:r>
+              <w:rPr>
+                <w:b w:val="0"/>
+                <w:sz w:val="17"/>
+              </w:rPr>
+              <w:t>2.40</w:t>
+            </w:r>
+          </w:p>
+        </w:tc>
+        <w:tc>
+          <w:tcPr>
+            <w:tcW w:type="dxa" w:w="1560"/>
+          </w:tcPr>
+          <w:p>
+            <w:pPr>
+              <w:spacing w:line="240" w:lineRule="auto" w:after="20"/>
+            </w:pPr>
+            <w:r/>
+            <w:r>
+              <w:rPr>
+                <w:b w:val="0"/>
+                <w:sz w:val="17"/>
+              </w:rPr>
+              <w:t>see text</w:t>
+            </w:r>
+          </w:p>
+        </w:tc>
+      </w:tr>
+    </w:tbl>
+    <w:p>
+      <w:pPr>
+        <w:spacing w:after="80"/>
+      </w:pPr>
+    </w:p>
+    <w:p>
+      <w:pPr>
+        <w:spacing w:line="240" w:lineRule="auto" w:after="240"/>
+      </w:pPr>
+      <w:r>
+        <w:rPr>
+          <w:i/>
+          <w:sz w:val="18"/>
+        </w:rPr>
+        <w:t>Table 7. Community-wide vocabulary trend against the tagged series, 2018-2022, both arms pooled (n = 1,393,421). Index: 2018 = 100. The tagged index is the crude series, so it should be read alongside the composition-adjusted column of Table 6.</w:t>
+      </w:r>
+    </w:p>
+    <w:p>
+      <w:pPr>
+        <w:jc w:val="center"/>
+      </w:pPr>
+      <w:r>
+        <w:drawing>
+          <wp:inline xmlns:a="http://schemas.openxmlformats.org/drawingml/2006/main" xmlns:pic="http://schemas.openxmlformats.org/drawingml/2006/picture">
+            <wp:extent cx="5760720" cy="1506055"/>
+            <wp:docPr id="4" name="Picture 4"/>
+            <wp:cNvGraphicFramePr>
+              <a:graphicFrameLocks noChangeAspect="1"/>
+            </wp:cNvGraphicFramePr>
+            <a:graphic>
+              <a:graphicData uri="http://schemas.openxmlformats.org/drawingml/2006/picture">
+                <pic:pic>
+                  <pic:nvPicPr>
+                    <pic:cNvPr id="0" name="fig5_vocab_baseline.png"/>
+                    <pic:cNvPicPr/>
+                  </pic:nvPicPr>
+                  <pic:blipFill>
+                    <a:blip r:embed="rId12"/>
+                    <a:stretch>
+                      <a:fillRect/>
+                    </a:stretch>
+                  </pic:blipFill>
+                  <pic:spPr>
+                    <a:xfrm>
+                      <a:off x="0" y="0"/>
+                      <a:ext cx="5760720" cy="1506055"/>
+                    </a:xfrm>
+                    <a:prstGeom prst="rect"/>
+                  </pic:spPr>
+                </pic:pic>
+              </a:graphicData>
+            </a:graphic>
+          </wp:inline>
+        </w:drawing>
+      </w:r>
+    </w:p>
+    <w:p>
+      <w:pPr>
+        <w:spacing w:line="240" w:lineRule="auto" w:after="240"/>
+      </w:pPr>
+      <w:r>
+        <w:rPr>
+          <w:i/>
+          <w:sz w:val="18"/>
+        </w:rPr>
+        <w:t>Figure 5. Four themes indexed to 2018, tagged series against community-wide vocabulary.</w:t>
+      </w:r>
+    </w:p>
+    <w:p>
+      <w:r>
+        <w:t>Only ADHD and neurodivergence clearly exceeds its own community baseline. Its vocabulary rose 11.7% per year across these communities, and the tagged series rose faster still, giving an excess of 1.37. Part of that effect is therefore a genuine shift in how athletes frame neurodivergence and part is inherited from a broader change in how the word is used; reporting the tagged trend alone would have credited all of it to athletes. Help-seeking, anxiety, depression, self-harm and loneliness track their community vocabulary within the resolution of this test, so their tagged trends describe this corpus rather than something particular to athletes.</w:t>
+      </w:r>
+    </w:p>
+    <w:p>
+      <w:r>
+        <w:t>The apparent exception, performance psychology at 2.40, follows from comparing against the crude tagged series. Section 6.2 showed that its crude rise reverses once community composition is controlled, so both checks point the same way and neither supports a real increase. That two independent corrections agree is itself reassuring about the method.</w:t>
+      </w:r>
+    </w:p>
+    <w:p>
+      <w:pPr>
         <w:pStyle w:val="Heading1"/>
       </w:pPr>
       <w:r>
@@ -6723,12 +7709,17 @@
     </w:p>
     <w:p>
       <w:r>
-        <w:t>The trained relevance and theme classifiers are released through HuggingFace Models, and the full pipeline through GitHub, with every number in this paper reproducible from a command-line argument against the scripts named in each section. For users without a programming background, a HuggingFace Space runs the cascade over uploaded text and returns the tag distribution with no code. The intended user there is a practitioner, for example a sports psychologist who wants to know what a population is raising.</w:t>
+        <w:t>We release the corpus of 129,834 tagged comments, each carrying a probability and a binary flag for all 16 themes, together with the trained relevance and theme classifiers, the labelling rubrics in full, the weak-supervision rules, and the train, development and test splits. The classifiers are distributed through HuggingFace Models and the corpus through HuggingFace Datasets. The full pipeline is on GitHub, and every number in this paper is reproducible from a command-line argument against the scripts named in each section. For users without a programming background, a HuggingFace Space runs the cascade over uploaded text and returns the tag distribution with no code; the intended user there is a practitioner, for example a sports psychologist who wants to know what a population is raising.</w:t>
       </w:r>
     </w:p>
     <w:p>
       <w:r>
-        <w:t>STRIDE is built with the ISAAC pipeline and its corpus is therefore governed by the ISAAC Data Use Agreement (Hemmatian &amp; Kurdi, 2025), which restricts redistribution of the underlying comment data and requires that downstream researchers apply for access through the same institutional channel. Corpus access is provided through that channel rather than by direct redistribution. Released alongside the models are the labelling rubrics in full, the weak-supervision rules, the train, development and test split identifiers, and the per-comment tag probabilities and binary flags.</w:t>
+        <w:t>All 16 themes are released rather than a filtered subset. A single global performance cutoff would decide on the user's behalf which constructs are usable, and for subjective constructs of this kind that judgment depends on the application. Table 4 gives the per-theme precision, recall, F1 and inter-rater agreement needed to make it, and every row keeps its per-theme probability so that users can set their own thresholds rather than inherit ours.</w:t>
+      </w:r>
+    </w:p>
+    <w:p>
+      <w:r>
+        <w:t>STRIDE is built with the ISAAC pipeline, and the release is made under the terms of the ISAAC Data Use Agreement (Hemmatian &amp; Kurdi, 2025), which prohibits attempts at re-identification and cross-referencing against Reddit archives or APIs. Author names are removed and comments carry their platform identifiers so that deletions upstream can be honoured.</w:t>
       </w:r>
     </w:p>
     <w:p>
@@ -6741,7 +7732,7 @@
           <w:color w:val="808080"/>
           <w:sz w:val="18"/>
         </w:rPr>
-        <w:t>TODO: confirm with the ISAAC maintainers exactly which derived artefacts may be distributed (identifiers plus labels, or nothing beyond the models), fix the access URL and the citation once the ISAAC preprint is up, and decide the handling of the 2,115 comments carrying the self_harm_suicide tag. Options on the table are gated access for that subset, identifiers and labels without text, or paraphrase-level anonymisation.</w:t>
+        <w:t>TODO before submission: the ISAAC Data Use Agreement as currently written restricts redistribution of the underlying dataset to third parties. Confirm with the corpus owners that the distribution described above is authorised, or route corpus access through the ISAAC institutional channel instead. Also fix the release URLs and update the ISAAC citation once the preprint is available.</w:t>
       </w:r>
     </w:p>
     <w:p>
@@ -6812,7 +7803,16 @@
         <w:spacing w:line="276" w:lineRule="auto" w:after="60"/>
       </w:pPr>
       <w:r>
-        <w:t>A single annotation protocol underlies both layers. Second-rater agreement is measured (Section 4.4) but on one additional rater; a larger multi-rater study would tighten the estimates on the two low-agreement constructs.</w:t>
+        <w:t>A single annotation protocol underlies both layers, and second-rater agreement is measured against one additional rater (Sections 4.1 and 4.4). A larger multi-rater study would tighten the estimates on the two low-agreement constructs.</w:t>
+      </w:r>
+    </w:p>
+    <w:p>
+      <w:pPr>
+        <w:pStyle w:val="ListBullet"/>
+        <w:spacing w:line="276" w:lineRule="auto" w:after="60"/>
+      </w:pPr>
+      <w:r>
+        <w:t>The community-vocabulary comparison in Section 6.6 uses surface regular expressions rather than the classifier, and covers 2018 through 2022 because the control arm ends there. It bounds how much of each trend is inherited rather than partitioning it precisely.</w:t>
       </w:r>
     </w:p>
     <w:p>
@@ -7032,7 +8032,7 @@
         <w:drawing>
           <wp:inline xmlns:a="http://schemas.openxmlformats.org/drawingml/2006/main" xmlns:pic="http://schemas.openxmlformats.org/drawingml/2006/picture">
             <wp:extent cx="5760720" cy="4396418"/>
-            <wp:docPr id="4" name="Picture 4"/>
+            <wp:docPr id="5" name="Picture 5"/>
             <wp:cNvGraphicFramePr>
               <a:graphicFrameLocks noChangeAspect="1"/>
             </wp:cNvGraphicFramePr>
@@ -7044,7 +8044,7 @@
                     <pic:cNvPicPr/>
                   </pic:nvPicPr>
                   <pic:blipFill>
-                    <a:blip r:embed="rId12"/>
+                    <a:blip r:embed="rId13"/>
                     <a:stretch>
                       <a:fillRect/>
                     </a:stretch>
